--- a/07-governanca/06-plano-auditoria.docx
+++ b/07-governanca/06-plano-auditoria.docx
@@ -2606,7 +2606,7 @@
                 <w:rPr>
                   <w:rStyle w:val="Hyperlink"/>
                 </w:rPr>
-                <w:t xml:space="preserve">Backup e DR</w:t>
+                <w:t xml:space="preserve">Cópia de segurança e DR</w:t>
               </w:r>
             </w:hyperlink>
           </w:p>
